--- a/companies/calderwood-partners/Engagements/Key Group/2009.10.14 - Status Report - Key Group v2 FINAL.docx
+++ b/companies/calderwood-partners/Engagements/Key Group/2009.10.14 - Status Report - Key Group v2 FINAL.docx
@@ -7,12 +7,39 @@
         <w:pStyle w:val="Heading1"/>
       </w:pPr>
       <w:r>
-        <w:t>Growth Strategy for Key Group: Midpoint Status</w:t>
+        <w:t>Status Report: Growth Strategy for Key Group</w:t>
       </w:r>
     </w:p>
     <w:p>
+      <w:pPr>
+        <w:pStyle w:val="ListBullet"/>
+      </w:pPr>
       <w:r>
-        <w:t>Prepared by Brenda Rodriguez, Senior Consultant. This is the periodic status for the Key Group finance office, covering the work since the last briefing. The engagement is about halfway through its roughly seven-month course, and the analysis is now far enough along that I can report a first real finding rather than a plan. I have led with that finding below, then set out what closed this period, where each piece of the work stands, what the coming weeks hold, the state of the budget, and the two exposures I am watching.</w:t>
+        <w:t>Client: Key Group</w:t>
+      </w:r>
+    </w:p>
+    <w:p>
+      <w:pPr>
+        <w:pStyle w:val="ListBullet"/>
+      </w:pPr>
+      <w:r>
+        <w:t>Engagement: Growth Strategy for Key Group</w:t>
+      </w:r>
+    </w:p>
+    <w:p>
+      <w:pPr>
+        <w:pStyle w:val="ListBullet"/>
+      </w:pPr>
+      <w:r>
+        <w:t>Prepared by: Brenda Rodriguez, Senior Consultant</w:t>
+      </w:r>
+    </w:p>
+    <w:p>
+      <w:pPr>
+        <w:pStyle w:val="ListBullet"/>
+      </w:pPr>
+      <w:r>
+        <w:t>Reporting period: the several weeks since our last status report</w:t>
       </w:r>
     </w:p>
     <w:p>
@@ -20,12 +47,12 @@
         <w:pStyle w:val="Heading2"/>
       </w:pPr>
       <w:r>
-        <w:t>The finding that matters most so far</w:t>
+        <w:t>Where the engagement stands</w:t>
       </w:r>
     </w:p>
     <w:p>
       <w:r>
-        <w:t>Growth in Key Group's two largest segments is concentrated, not broad. In each of the two, a small set of accounts carries most of the increase over the period we measured, while the rest of the base is close to flat. I want to be careful about how far this is proven. It is a measurement taken from the segment and customer files your finance team sent, and it has held across every cut we have run, but it tells us what is happening and not yet why. The why is what the option work will test. I raise it now because it changes the shape of the growth question you have put to us. If the increase really sits in a handful of accounts, then defending and deepening those accounts is a different task from lifting the whole base, and the two would not carry the same cost or the same risk. I am surfacing it at this point because it bears directly on how the growth options get framed.</w:t>
+        <w:t>At the midpoint of the work the engagement is on plan. We have finished the two pieces the rest of the analysis rests on, the current-position diagnostic and the market sizing, and the team is now framing the growth options that follow from them. Nothing we have found has forced a change to the scope we agreed, and the work is tracking within budget. I have kept the results we are confident in separate from the ones still firming up, and I mark the difference wherever it matters in what follows.</w:t>
       </w:r>
     </w:p>
     <w:p>
@@ -33,31 +60,12 @@
         <w:pStyle w:val="Heading2"/>
       </w:pPr>
       <w:r>
-        <w:t>What closed this period</w:t>
+        <w:t>Completed this period</w:t>
       </w:r>
     </w:p>
     <w:p>
-      <w:pPr>
-        <w:pStyle w:val="ListBullet"/>
-      </w:pPr>
       <w:r>
-        <w:t>The current-position read is now built to the customer level for both large segments. The two months in the second-largest segment that had been coming through only at the segment total have been reconciled against the customer file, and the concentration finding still holds after that reconciliation.</w:t>
-      </w:r>
-    </w:p>
-    <w:p>
-      <w:pPr>
-        <w:pStyle w:val="ListBullet"/>
-      </w:pPr>
-      <w:r>
-        <w:t>The interviews with the four segment leads are complete. The last of them, with the head of the industrial line, closed this period and is folded into the read; nothing in it moved the picture the earlier three had drawn.</w:t>
-      </w:r>
-    </w:p>
-    <w:p>
-      <w:pPr>
-        <w:pStyle w:val="ListBullet"/>
-      </w:pPr>
-      <w:r>
-        <w:t>Daniel Leach has taken the market sizing well past the halfway mark. The segments Key Group serves are sized, and the near segments it does not serve are sized from published sources, with the single exception noted under the exposures below.</w:t>
+        <w:t>Since the last report the team closed two pieces of work. One is the current-position picture. We now have a clear read of where Key Group earns its money today, by segment and, where the account files allowed, by customer. The result I hold with the most confidence is that growth in the two largest segments is concentrated in a small set of accounts, not carried across the whole base; I have tied that to both the segment totals and the customer detail, and it holds under both. The other piece is the market sizing. Daniel Leach built it from published sources and the company's own figures, far enough now to size every segment the company serves and the near ones it does not. One adjacent segment came through with a wide gap between two sources; until a third source settles the question, we are carrying a range on that segment instead of a single point, so nothing downstream leans on a number we cannot yet defend. We also completed the interviews with the four segment leads, which gave us the operating detail behind the revenue numbers and a few account names we had not yet tied to the concentration we are seeing.</w:t>
       </w:r>
     </w:p>
     <w:p>
@@ -65,201 +73,12 @@
         <w:pStyle w:val="Heading2"/>
       </w:pPr>
       <w:r>
-        <w:t>How the pieces stand</w:t>
-      </w:r>
-    </w:p>
-    <w:tbl>
-      <w:tblPr>
-        <w:tblStyle w:val="TableGrid"/>
-        <w:tblW w:type="auto" w:w="0"/>
-        <w:tblLook w:firstColumn="1" w:firstRow="1" w:lastColumn="0" w:lastRow="0" w:noHBand="0" w:noVBand="1" w:val="04A0"/>
-      </w:tblPr>
-      <w:tblGrid>
-        <w:gridCol w:w="2880"/>
-        <w:gridCol w:w="2880"/>
-        <w:gridCol w:w="2880"/>
-      </w:tblGrid>
-      <w:tr>
-        <w:tc>
-          <w:tcPr>
-            <w:tcW w:type="dxa" w:w="2880"/>
-          </w:tcPr>
-          <w:p>
-            <w:r>
-              <w:rPr>
-                <w:b/>
-              </w:rPr>
-              <w:t>Piece of work</w:t>
-            </w:r>
-          </w:p>
-        </w:tc>
-        <w:tc>
-          <w:tcPr>
-            <w:tcW w:type="dxa" w:w="2880"/>
-          </w:tcPr>
-          <w:p>
-            <w:r>
-              <w:rPr>
-                <w:b/>
-              </w:rPr>
-              <w:t>State</w:t>
-            </w:r>
-          </w:p>
-        </w:tc>
-        <w:tc>
-          <w:tcPr>
-            <w:tcW w:type="dxa" w:w="2880"/>
-          </w:tcPr>
-          <w:p>
-            <w:r>
-              <w:rPr>
-                <w:b/>
-              </w:rPr>
-              <w:t>Note</w:t>
-            </w:r>
-          </w:p>
-        </w:tc>
-      </w:tr>
-      <w:tr>
-        <w:tc>
-          <w:tcPr>
-            <w:tcW w:type="dxa" w:w="2880"/>
-          </w:tcPr>
-          <w:p>
-            <w:r>
-              <w:t>Current position</w:t>
-            </w:r>
-          </w:p>
-        </w:tc>
-        <w:tc>
-          <w:tcPr>
-            <w:tcW w:type="dxa" w:w="2880"/>
-          </w:tcPr>
-          <w:p>
-            <w:r>
-              <w:t>Complete</w:t>
-            </w:r>
-          </w:p>
-        </w:tc>
-        <w:tc>
-          <w:tcPr>
-            <w:tcW w:type="dxa" w:w="2880"/>
-          </w:tcPr>
-          <w:p>
-            <w:r>
-              <w:t>Segment and customer level; the open reconciliation is closed</w:t>
-            </w:r>
-          </w:p>
-        </w:tc>
-      </w:tr>
-      <w:tr>
-        <w:tc>
-          <w:tcPr>
-            <w:tcW w:type="dxa" w:w="2880"/>
-          </w:tcPr>
-          <w:p>
-            <w:r>
-              <w:t>Segment-lead interviews</w:t>
-            </w:r>
-          </w:p>
-        </w:tc>
-        <w:tc>
-          <w:tcPr>
-            <w:tcW w:type="dxa" w:w="2880"/>
-          </w:tcPr>
-          <w:p>
-            <w:r>
-              <w:t>Complete</w:t>
-            </w:r>
-          </w:p>
-        </w:tc>
-        <w:tc>
-          <w:tcPr>
-            <w:tcW w:type="dxa" w:w="2880"/>
-          </w:tcPr>
-          <w:p>
-            <w:r>
-              <w:t>All four done and integrated into the read</w:t>
-            </w:r>
-          </w:p>
-        </w:tc>
-      </w:tr>
-      <w:tr>
-        <w:tc>
-          <w:tcPr>
-            <w:tcW w:type="dxa" w:w="2880"/>
-          </w:tcPr>
-          <w:p>
-            <w:r>
-              <w:t>Market sizing</w:t>
-            </w:r>
-          </w:p>
-        </w:tc>
-        <w:tc>
-          <w:tcPr>
-            <w:tcW w:type="dxa" w:w="2880"/>
-          </w:tcPr>
-          <w:p>
-            <w:r>
-              <w:t>Well advanced</w:t>
-            </w:r>
-          </w:p>
-        </w:tc>
-        <w:tc>
-          <w:tcPr>
-            <w:tcW w:type="dxa" w:w="2880"/>
-          </w:tcPr>
-          <w:p>
-            <w:r>
-              <w:t>One adjacent segment still awaiting a third source</w:t>
-            </w:r>
-          </w:p>
-        </w:tc>
-      </w:tr>
-      <w:tr>
-        <w:tc>
-          <w:tcPr>
-            <w:tcW w:type="dxa" w:w="2880"/>
-          </w:tcPr>
-          <w:p>
-            <w:r>
-              <w:t>Growth options</w:t>
-            </w:r>
-          </w:p>
-        </w:tc>
-        <w:tc>
-          <w:tcPr>
-            <w:tcW w:type="dxa" w:w="2880"/>
-          </w:tcPr>
-          <w:p>
-            <w:r>
-              <w:t>Being framed</w:t>
-            </w:r>
-          </w:p>
-        </w:tc>
-        <w:tc>
-          <w:tcPr>
-            <w:tcW w:type="dxa" w:w="2880"/>
-          </w:tcPr>
-          <w:p>
-            <w:r>
-              <w:t>Requirements and returns in draft; not yet ranked</w:t>
-            </w:r>
-          </w:p>
-        </w:tc>
-      </w:tr>
-    </w:tbl>
-    <w:p>
-      <w:pPr>
-        <w:pStyle w:val="Heading2"/>
-      </w:pPr>
-      <w:r>
-        <w:t>The next several weeks</w:t>
+        <w:t>What the analysis is showing so far</w:t>
       </w:r>
     </w:p>
     <w:p>
       <w:r>
-        <w:t>The work now turns from describing the business to testing where it can grow. Over the coming weeks Daniel Leach will finish the sizing, and I will frame the three growth options in full: deeper penetration of the concentrated core accounts, extension into the nearest adjacent segment, and geographic extension of the existing lines. Each option will arrive with an honest account of what it would take and what it would return, or it will not go on the list. I am not ranking them yet. The sizing is not closed, and a ranking put forward now would set into a recommendation before the evidence carries it. We will bring the framed options to the next working session for discussion. The ranking and the implementation plan belong to the final stretch of the engagement, and the aim is for your team to weigh the options with us before any recommendation is settled.</w:t>
+        <w:t>A few things stand out already, and I offer them as observations, not conclusions, because the option work has not yet tested them. Growth in the core is narrow: it sits in a handful of accounts in each of the two largest segments, which means the story of the base is closer to flat than the headline numbers suggest. The nearest adjacent segments are, in total, larger than the core and appear to be growing faster, though the sizing on one of them is still open. Geographic extension came up on its own in three of the four interviews, always as an ambition and never yet with a cost attached to it. None of this is a recommendation, and none of it should be read as one until the options are framed and weighed.</w:t>
       </w:r>
     </w:p>
     <w:p>
@@ -267,12 +86,12 @@
         <w:pStyle w:val="Heading2"/>
       </w:pPr>
       <w:r>
-        <w:t>The budget</w:t>
+        <w:t>The next stretch of work</w:t>
       </w:r>
     </w:p>
     <w:p>
       <w:r>
-        <w:t>The work described here remains inside the fixed fee of $113,000 agreed at the outset. Nothing in the current scope has run against that figure in a way that concerns me, and I do not foresee a change to either the scope or the fee through the option work. If something you tell us at the next session widens the scope, we will price the addition in writing before we begin it, as the engagement letter provides. Nothing on the table now does.</w:t>
+        <w:t>With the diagnostic and the sizing behind us, the next stretch is the growth options. We will frame the options the analysis actually supports, which as things stand are three: deeper penetration of the concentrated accounts in the core, extension into the nearest adjacent segment, and geographic extension of the lines the company already runs. Each will arrive with what it would take to pursue it and what it could reasonably be expected to return, or it will not go on the list. We will bring the framed options to a working session with your team before anyone ranks them, so the ranking rests on a shared reading of the requirements and does not land as a verdict handed down from our side.</w:t>
       </w:r>
     </w:p>
     <w:p>
@@ -280,22 +99,40 @@
         <w:pStyle w:val="Heading2"/>
       </w:pPr>
       <w:r>
-        <w:t>What I am watching</w:t>
+        <w:t>Two things I am watching</w:t>
       </w:r>
     </w:p>
     <w:p>
       <w:r>
-        <w:t>Two exposures are worth naming plainly. The first is the size of one adjacent segment. The published sources disagree by a wide margin, and until a third source settles it, the sizing there carries a range and not a point. Daniel Leach is chasing that source now. It matters because that segment is a candidate for the extension option, and a wide range there would weaken any ranking we tried to build on it. The second is an assumption I have not yet been able to retire: that the way Key Group books its segments lines up with how the market actually divides. It has held everywhere I have checked, but if it slips in the adjacent-segment work, some of the sizing would need recutting. Neither exposure threatens the schedule today. I am telling you about both so that if either one moves, it does not reach you as a surprise.</w:t>
+        <w:t>Two matters could move the schedule, and I want them visible while they are still small. The first is the company's segment reporting. The way the internal segments are drawn may not line up with how the market actually divides, and if the two diverge, part of the sizing and some of the current-position cuts would need reworking. We are checking the segment definitions against the sizing this period, so we catch any gap while it is cheap to fix. The second is the outstanding third source for the contested adjacent segment. Until it is in, the option that leans on that segment carries a range wide enough to change where it lands in a ranking, and I do not want to rank on a soft number. Daniel Leach is chasing the source down and expects to have it before the option work is done.</w:t>
+      </w:r>
+    </w:p>
+    <w:p>
+      <w:pPr>
+        <w:pStyle w:val="Heading2"/>
+      </w:pPr>
+      <w:r>
+        <w:t>Budget</w:t>
       </w:r>
     </w:p>
     <w:p>
       <w:r>
-        <w:t>I will send the next status after the option-framing session. Questions on the analysis are best directed to me; anything on the underlying data is fastest with Daniel Leach, who holds the files and the source list.</w:t>
+        <w:t>The engagement is fixed-fee, and spend is tracking with the plan. Nothing in the work to date points to a change in scope or in the fixed fee of $113,000, and I will tell you early if that ever changes.</w:t>
       </w:r>
     </w:p>
     <w:p>
       <w:r>
-        <w:t>Brenda Rodriguez, Senior Consultant</w:t>
+        <w:t>The next step on our side is to frame the three growth options and get a working session on your calendar to walk your team through them; I will send two or three proposed dates this week. If anything in this report does not match your own read of where we are, tell me before that session and we will square it first.</w:t>
+      </w:r>
+    </w:p>
+    <w:p>
+      <w:r>
+        <w:t>Brenda Rodriguez</w:t>
+      </w:r>
+    </w:p>
+    <w:p>
+      <w:r>
+        <w:t>Senior Consultant</w:t>
       </w:r>
     </w:p>
     <w:sectPr>
